--- a/legal/PA-CROP-Service-Agreement.docx
+++ b/legal/PA-CROP-Service-Agreement.docx
@@ -100,7 +100,7 @@
           <w:sz w:val="22"/>
           <w:szCs w:val="22"/>
         </w:rPr>
-        <w:t xml:space="preserve">Dynasty Compliance Services, LLC, a Pennsylvania limited liability company, with its principal office located at [ADDRESS], Erie, Pennsylvania 16501 (“Provider” or “CROP”)</w:t>
+        <w:t xml:space="preserve">PA Registered Office Services, LLC, a Pennsylvania limited liability company, with its principal office located at [ADDRESS], Erie, Pennsylvania 16501 (“Provider” or “CROP”)</w:t>
       </w:r>
     </w:p>
     <w:p>
@@ -1508,7 +1508,7 @@
           <w:sz w:val="22"/>
           <w:szCs w:val="22"/>
         </w:rPr>
-        <w:t xml:space="preserve"> Dynasty Compliance Services, LLC</w:t>
+        <w:t xml:space="preserve"> PA Registered Office Services, LLC</w:t>
       </w:r>
     </w:p>
     <w:p>
